--- a/downloads/teacher/04 Units/Unit 04 - Environmental Design and Management - Spaces We Live In/Rubric 04 - Design a Room.docx
+++ b/downloads/teacher/04 Units/Unit 04 - Environmental Design and Management - Spaces We Live In/Rubric 04 - Design a Room.docx
@@ -559,22 +559,7 @@
               <w:jc w:val="left"/>
             </w:pPr>
             <w:r>
-              <w:t xml:space="preserve">Every piece on the plan is a line with its item number, column, and price; the running subtotal is correct; the tax is computed once at 8.625 percent</w:t>
-            </w:r>
-            <w:r>
-              <w:t xml:space="preserve"> </w:t>
-            </w:r>
-            <w:r>
-              <w:rPr>
-                <w:rStyle w:val="TeacherNote"/>
-              </w:rPr>
-              <w:t xml:space="preserve">[update]</w:t>
-            </w:r>
-            <w:r>
-              <w:t xml:space="preserve"> </w:t>
-            </w:r>
-            <w:r>
-              <w:t xml:space="preserve">and the total is at or under the budget; needs were priced before wants; and three justifications (one new, one secondhand, one DIY or free) each tie the choice to the client’s need using cost and quality.</w:t>
+              <w:t xml:space="preserve">Every piece on the plan is a line with its item number, column, and price; the running subtotal is correct; the tax is computed once at 8.625 percent and the total is at or under the budget; needs were priced before wants; and three justifications (one new, one secondhand, one DIY or free) each tie the choice to the client’s need using cost and quality.</w:t>
             </w:r>
           </w:p>
         </w:tc>
